--- a/день 12.docx
+++ b/день 12.docx
@@ -240,57 +240,63 @@
           <w:szCs w:val="22"/>
           <w:lang w:eastAsia="en-US"/>
         </w:rPr>
-        <w:t>Выполнил</w:t>
-      </w:r>
-      <w:r>
+        <w:t>Выполнила: Шашкина А.Н.</w:t>
+      </w:r>
+    </w:p>
+    <w:p>
+      <w:pPr>
+        <w:spacing w:after="160"/>
+        <w:ind w:firstLine="284"/>
+        <w:jc w:val="right"/>
         <w:rPr>
           <w:rFonts w:eastAsia="Calibri"/>
           <w:szCs w:val="22"/>
           <w:lang w:eastAsia="en-US"/>
         </w:rPr>
-        <w:t>а: Шашкина А.Н.</w:t>
-      </w:r>
-    </w:p>
-    <w:p>
-      <w:pPr>
-        <w:spacing w:after="160"/>
-        <w:ind w:firstLine="284"/>
-        <w:jc w:val="right"/>
+      </w:pPr>
+      <w:r>
         <w:rPr>
           <w:rFonts w:eastAsia="Calibri"/>
           <w:szCs w:val="22"/>
           <w:lang w:eastAsia="en-US"/>
         </w:rPr>
-      </w:pPr>
-      <w:r>
+        <w:t>Студентка 24-ИС.</w:t>
+      </w:r>
+    </w:p>
+    <w:p>
+      <w:pPr>
+        <w:spacing w:after="160"/>
+        <w:ind w:firstLine="284"/>
+        <w:jc w:val="center"/>
         <w:rPr>
           <w:rFonts w:eastAsia="Calibri"/>
           <w:szCs w:val="22"/>
           <w:lang w:eastAsia="en-US"/>
         </w:rPr>
-        <w:t>Студент</w:t>
-      </w:r>
-      <w:r>
+      </w:pPr>
+    </w:p>
+    <w:p>
+      <w:pPr>
+        <w:jc w:val="center"/>
         <w:rPr>
           <w:rFonts w:eastAsia="Calibri"/>
           <w:szCs w:val="22"/>
           <w:lang w:eastAsia="en-US"/>
         </w:rPr>
-        <w:t>ка</w:t>
-      </w:r>
-      <w:r>
+      </w:pPr>
+    </w:p>
+    <w:p>
+      <w:pPr>
+        <w:jc w:val="center"/>
         <w:rPr>
           <w:rFonts w:eastAsia="Calibri"/>
           <w:szCs w:val="22"/>
           <w:lang w:eastAsia="en-US"/>
         </w:rPr>
-        <w:t xml:space="preserve"> 24-ИС.</w:t>
-      </w:r>
-    </w:p>
-    <w:p>
-      <w:pPr>
-        <w:spacing w:after="160"/>
-        <w:ind w:firstLine="284"/>
+      </w:pPr>
+    </w:p>
+    <w:p>
+      <w:pPr>
         <w:jc w:val="center"/>
         <w:rPr>
           <w:rFonts w:eastAsia="Calibri"/>
@@ -313,63 +319,17 @@
       <w:pPr>
         <w:jc w:val="center"/>
         <w:rPr>
+          <w:b/>
+          <w:bCs/>
+        </w:rPr>
+      </w:pPr>
+      <w:r>
+        <w:rPr>
           <w:rFonts w:eastAsia="Calibri"/>
           <w:szCs w:val="22"/>
           <w:lang w:eastAsia="en-US"/>
         </w:rPr>
-      </w:pPr>
-    </w:p>
-    <w:p>
-      <w:pPr>
-        <w:jc w:val="center"/>
-        <w:rPr>
-          <w:rFonts w:eastAsia="Calibri"/>
-          <w:szCs w:val="22"/>
-          <w:lang w:eastAsia="en-US"/>
-        </w:rPr>
-      </w:pPr>
-    </w:p>
-    <w:p>
-      <w:pPr>
-        <w:jc w:val="center"/>
-        <w:rPr>
-          <w:rFonts w:eastAsia="Calibri"/>
-          <w:szCs w:val="22"/>
-          <w:lang w:eastAsia="en-US"/>
-        </w:rPr>
-      </w:pPr>
-    </w:p>
-    <w:p>
-      <w:pPr>
-        <w:jc w:val="center"/>
-        <w:rPr>
-          <w:b/>
-          <w:bCs/>
-        </w:rPr>
-      </w:pPr>
-      <w:r>
-        <w:rPr>
-          <w:rFonts w:eastAsia="Calibri"/>
-          <w:szCs w:val="22"/>
-          <w:lang w:eastAsia="en-US"/>
-        </w:rPr>
-        <w:t>202</w:t>
-      </w:r>
-      <w:r>
-        <w:rPr>
-          <w:rFonts w:eastAsia="Calibri"/>
-          <w:szCs w:val="22"/>
-          <w:lang w:eastAsia="en-US"/>
-        </w:rPr>
-        <w:t>6</w:t>
-      </w:r>
-      <w:r>
-        <w:rPr>
-          <w:rFonts w:eastAsia="Calibri"/>
-          <w:szCs w:val="22"/>
-          <w:lang w:eastAsia="en-US"/>
-        </w:rPr>
-        <w:t>г.</w:t>
+        <w:t>2026г.</w:t>
       </w:r>
       <w:r>
         <w:rPr>
@@ -526,6 +486,9 @@
         <w:ind w:firstLine="0"/>
       </w:pPr>
       <w:r>
+        <w:rPr>
+          <w:noProof/>
+        </w:rPr>
         <w:drawing>
           <wp:inline distT="0" distB="0" distL="0" distR="0" wp14:anchorId="7D38F228" wp14:editId="44A0C847">
             <wp:extent cx="5940425" cy="2922905"/>
@@ -595,6 +558,9 @@
         <w:ind w:firstLine="0"/>
       </w:pPr>
       <w:r>
+        <w:rPr>
+          <w:noProof/>
+        </w:rPr>
         <w:drawing>
           <wp:inline distT="0" distB="0" distL="0" distR="0" wp14:anchorId="1242954F" wp14:editId="3C5B406C">
             <wp:extent cx="5940425" cy="3027045"/>
@@ -637,6 +603,9 @@
         <w:ind w:firstLine="0"/>
       </w:pPr>
       <w:r>
+        <w:rPr>
+          <w:noProof/>
+        </w:rPr>
         <w:drawing>
           <wp:inline distT="0" distB="0" distL="0" distR="0" wp14:anchorId="03836165" wp14:editId="777F7ABD">
             <wp:extent cx="5940425" cy="2451100"/>
@@ -823,6 +792,7 @@
       </w:pPr>
       <w:r>
         <w:rPr>
+          <w:noProof/>
           <w:lang w:val="en-US"/>
         </w:rPr>
         <w:drawing>
@@ -894,6 +864,9 @@
         <w:ind w:firstLine="0"/>
       </w:pPr>
       <w:r>
+        <w:rPr>
+          <w:noProof/>
+        </w:rPr>
         <w:drawing>
           <wp:inline distT="0" distB="0" distL="0" distR="0" wp14:anchorId="7038AA06" wp14:editId="2160E3CD">
             <wp:extent cx="5940425" cy="1945532"/>
@@ -994,6 +967,9 @@
         </w:rPr>
       </w:pPr>
       <w:r>
+        <w:rPr>
+          <w:noProof/>
+        </w:rPr>
         <w:drawing>
           <wp:inline distT="0" distB="0" distL="0" distR="0" wp14:anchorId="00663C93" wp14:editId="5E797B5A">
             <wp:extent cx="5940425" cy="3180945"/>
@@ -1058,34 +1034,7 @@
           <w:sz w:val="30"/>
           <w:szCs w:val="30"/>
         </w:rPr>
-        <w:t>Я</w:t>
-      </w:r>
-      <w:r>
-        <w:rPr>
-          <w:rFonts w:ascii="Segoe UI" w:hAnsi="Segoe UI" w:cs="Segoe UI"/>
-          <w:color w:val="0F1115"/>
-          <w:sz w:val="30"/>
-          <w:szCs w:val="30"/>
-        </w:rPr>
-        <w:t xml:space="preserve"> проверил</w:t>
-      </w:r>
-      <w:r>
-        <w:rPr>
-          <w:rFonts w:ascii="Segoe UI" w:hAnsi="Segoe UI" w:cs="Segoe UI"/>
-          <w:color w:val="0F1115"/>
-          <w:sz w:val="30"/>
-          <w:szCs w:val="30"/>
-        </w:rPr>
-        <w:t>а</w:t>
-      </w:r>
-      <w:r>
-        <w:rPr>
-          <w:rFonts w:ascii="Segoe UI" w:hAnsi="Segoe UI" w:cs="Segoe UI"/>
-          <w:color w:val="0F1115"/>
-          <w:sz w:val="30"/>
-          <w:szCs w:val="30"/>
-        </w:rPr>
-        <w:t xml:space="preserve"> матрицы:</w:t>
+        <w:t>Я проверила матрицы:</w:t>
       </w:r>
     </w:p>
     <w:p>
@@ -1250,25 +1199,7 @@
           <w:color w:val="0F1115"/>
           <w:szCs w:val="28"/>
         </w:rPr>
-        <w:t>Выполнил</w:t>
-      </w:r>
-      <w:r>
-        <w:rPr>
-          <w:b/>
-          <w:bCs/>
-          <w:color w:val="0F1115"/>
-          <w:szCs w:val="28"/>
-        </w:rPr>
-        <w:t>а</w:t>
-      </w:r>
-      <w:r>
-        <w:rPr>
-          <w:b/>
-          <w:bCs/>
-          <w:color w:val="0F1115"/>
-          <w:szCs w:val="28"/>
-        </w:rPr>
-        <w:t xml:space="preserve"> умножение:</w:t>
+        <w:t>Выполнила умножение:</w:t>
       </w:r>
     </w:p>
     <w:p>
@@ -2686,29 +2617,1212 @@
     </w:p>
     <w:p>
       <w:pPr>
-        <w:pStyle w:val="1"/>
         <w:shd w:val="clear" w:color="auto" w:fill="FFFFFF"/>
-        <w:spacing w:before="0" w:after="240" w:line="510" w:lineRule="atLeast"/>
-        <w:ind w:firstLine="0"/>
-        <w:rPr>
-          <w:rFonts w:ascii="Times New Roman" w:hAnsi="Times New Roman" w:cs="Times New Roman"/>
+        <w:spacing w:before="240" w:after="240" w:line="240" w:lineRule="auto"/>
+        <w:ind w:firstLine="0"/>
+        <w:jc w:val="left"/>
+        <w:rPr>
+          <w:color w:val="0F1115"/>
+          <w:szCs w:val="28"/>
+        </w:rPr>
+      </w:pPr>
+      <w:r>
+        <w:rPr>
           <w:b/>
           <w:bCs/>
           <w:color w:val="0F1115"/>
-          <w:sz w:val="28"/>
-          <w:szCs w:val="28"/>
-        </w:rPr>
-      </w:pPr>
-      <w:r>
-        <w:rPr>
-          <w:rFonts w:ascii="Times New Roman" w:hAnsi="Times New Roman" w:cs="Times New Roman"/>
+          <w:szCs w:val="28"/>
+        </w:rPr>
+        <w:t>A7. Какой модуль в Python позволяет отслеживать выделение памяти?</w:t>
+      </w:r>
+    </w:p>
+    <w:p>
+      <w:pPr>
+        <w:shd w:val="clear" w:color="auto" w:fill="FFFFFF"/>
+        <w:spacing w:before="240" w:after="240" w:line="240" w:lineRule="auto"/>
+        <w:ind w:firstLine="0"/>
+        <w:jc w:val="left"/>
+        <w:rPr>
+          <w:color w:val="0F1115"/>
+          <w:szCs w:val="28"/>
+        </w:rPr>
+      </w:pPr>
+      <w:r>
+        <w:rPr>
+          <w:color w:val="0F1115"/>
+          <w:szCs w:val="28"/>
+          <w:shd w:val="clear" w:color="auto" w:fill="EBEEF2"/>
+        </w:rPr>
+        <w:t>tracemalloc</w:t>
+      </w:r>
+      <w:r>
+        <w:rPr>
+          <w:color w:val="0F1115"/>
+          <w:szCs w:val="28"/>
+        </w:rPr>
+        <w:t> (встроенный).</w:t>
+      </w:r>
+    </w:p>
+    <w:p>
+      <w:pPr>
+        <w:shd w:val="clear" w:color="auto" w:fill="FFFFFF"/>
+        <w:spacing w:before="240" w:after="240" w:line="240" w:lineRule="auto"/>
+        <w:ind w:firstLine="0"/>
+        <w:jc w:val="left"/>
+        <w:rPr>
+          <w:color w:val="0F1115"/>
+          <w:szCs w:val="28"/>
+        </w:rPr>
+      </w:pPr>
+      <w:r>
+        <w:rPr>
           <w:b/>
           <w:bCs/>
           <w:color w:val="0F1115"/>
-          <w:sz w:val="28"/>
-          <w:szCs w:val="28"/>
-        </w:rPr>
-        <w:t>ВЫВОД</w:t>
+          <w:szCs w:val="28"/>
+        </w:rPr>
+        <w:t>A8. Как вывести красивый traceback ошибки, чтобы понять, где именно произошло исключение?</w:t>
+      </w:r>
+    </w:p>
+    <w:p>
+      <w:pPr>
+        <w:shd w:val="clear" w:color="auto" w:fill="FFFFFF"/>
+        <w:spacing w:line="300" w:lineRule="atLeast"/>
+        <w:ind w:firstLine="0"/>
+        <w:jc w:val="left"/>
+        <w:rPr>
+          <w:color w:val="0F1115"/>
+          <w:szCs w:val="28"/>
+          <w:lang w:val="en-US"/>
+        </w:rPr>
+      </w:pPr>
+      <w:r>
+        <w:rPr>
+          <w:color w:val="0F1115"/>
+          <w:szCs w:val="28"/>
+          <w:lang w:val="en-US"/>
+        </w:rPr>
+        <w:t>python</w:t>
+      </w:r>
+    </w:p>
+    <w:p>
+      <w:pPr>
+        <w:tabs>
+          <w:tab w:val="left" w:pos="916"/>
+          <w:tab w:val="left" w:pos="1832"/>
+          <w:tab w:val="left" w:pos="2748"/>
+          <w:tab w:val="left" w:pos="3664"/>
+          <w:tab w:val="left" w:pos="4580"/>
+          <w:tab w:val="left" w:pos="5496"/>
+          <w:tab w:val="left" w:pos="6412"/>
+          <w:tab w:val="left" w:pos="7328"/>
+          <w:tab w:val="left" w:pos="8244"/>
+          <w:tab w:val="left" w:pos="9160"/>
+          <w:tab w:val="left" w:pos="10076"/>
+          <w:tab w:val="left" w:pos="10992"/>
+          <w:tab w:val="left" w:pos="11908"/>
+          <w:tab w:val="left" w:pos="12824"/>
+          <w:tab w:val="left" w:pos="13740"/>
+          <w:tab w:val="left" w:pos="14656"/>
+        </w:tabs>
+        <w:wordWrap w:val="0"/>
+        <w:spacing w:line="330" w:lineRule="atLeast"/>
+        <w:ind w:firstLine="0"/>
+        <w:jc w:val="left"/>
+        <w:rPr>
+          <w:color w:val="0F1115"/>
+          <w:szCs w:val="28"/>
+          <w:lang w:val="en-US"/>
+        </w:rPr>
+      </w:pPr>
+      <w:r>
+        <w:rPr>
+          <w:color w:val="A626A4"/>
+          <w:szCs w:val="28"/>
+          <w:lang w:val="en-US"/>
+        </w:rPr>
+        <w:t>import</w:t>
+      </w:r>
+      <w:r>
+        <w:rPr>
+          <w:color w:val="0F1115"/>
+          <w:szCs w:val="28"/>
+          <w:lang w:val="en-US"/>
+        </w:rPr>
+        <w:t xml:space="preserve"> traceback</w:t>
+      </w:r>
+    </w:p>
+    <w:p>
+      <w:pPr>
+        <w:tabs>
+          <w:tab w:val="left" w:pos="916"/>
+          <w:tab w:val="left" w:pos="1832"/>
+          <w:tab w:val="left" w:pos="2748"/>
+          <w:tab w:val="left" w:pos="3664"/>
+          <w:tab w:val="left" w:pos="4580"/>
+          <w:tab w:val="left" w:pos="5496"/>
+          <w:tab w:val="left" w:pos="6412"/>
+          <w:tab w:val="left" w:pos="7328"/>
+          <w:tab w:val="left" w:pos="8244"/>
+          <w:tab w:val="left" w:pos="9160"/>
+          <w:tab w:val="left" w:pos="10076"/>
+          <w:tab w:val="left" w:pos="10992"/>
+          <w:tab w:val="left" w:pos="11908"/>
+          <w:tab w:val="left" w:pos="12824"/>
+          <w:tab w:val="left" w:pos="13740"/>
+          <w:tab w:val="left" w:pos="14656"/>
+        </w:tabs>
+        <w:wordWrap w:val="0"/>
+        <w:spacing w:line="330" w:lineRule="atLeast"/>
+        <w:ind w:firstLine="0"/>
+        <w:jc w:val="left"/>
+        <w:rPr>
+          <w:color w:val="0F1115"/>
+          <w:szCs w:val="28"/>
+          <w:lang w:val="en-US"/>
+        </w:rPr>
+      </w:pPr>
+      <w:r>
+        <w:rPr>
+          <w:color w:val="0F1115"/>
+          <w:szCs w:val="28"/>
+          <w:lang w:val="en-US"/>
+        </w:rPr>
+        <w:t>traceback</w:t>
+      </w:r>
+      <w:r>
+        <w:rPr>
+          <w:color w:val="383A42"/>
+          <w:szCs w:val="28"/>
+          <w:lang w:val="en-US"/>
+        </w:rPr>
+        <w:t>.</w:t>
+      </w:r>
+      <w:r>
+        <w:rPr>
+          <w:color w:val="0F1115"/>
+          <w:szCs w:val="28"/>
+          <w:lang w:val="en-US"/>
+        </w:rPr>
+        <w:t>print_</w:t>
+      </w:r>
+      <w:proofErr w:type="gramStart"/>
+      <w:r>
+        <w:rPr>
+          <w:color w:val="0F1115"/>
+          <w:szCs w:val="28"/>
+          <w:lang w:val="en-US"/>
+        </w:rPr>
+        <w:t>exc</w:t>
+      </w:r>
+      <w:r>
+        <w:rPr>
+          <w:color w:val="383A42"/>
+          <w:szCs w:val="28"/>
+          <w:lang w:val="en-US"/>
+        </w:rPr>
+        <w:t>(</w:t>
+      </w:r>
+      <w:proofErr w:type="gramEnd"/>
+      <w:r>
+        <w:rPr>
+          <w:color w:val="383A42"/>
+          <w:szCs w:val="28"/>
+          <w:lang w:val="en-US"/>
+        </w:rPr>
+        <w:t>)</w:t>
+      </w:r>
+    </w:p>
+    <w:p>
+      <w:pPr>
+        <w:shd w:val="clear" w:color="auto" w:fill="FFFFFF"/>
+        <w:spacing w:after="240" w:line="240" w:lineRule="auto"/>
+        <w:ind w:firstLine="0"/>
+        <w:rPr>
+          <w:color w:val="0F1115"/>
+          <w:szCs w:val="28"/>
+        </w:rPr>
+      </w:pPr>
+      <w:r>
+        <w:rPr>
+          <w:b/>
+          <w:bCs/>
+          <w:color w:val="0F1115"/>
+          <w:szCs w:val="28"/>
+        </w:rPr>
+        <w:lastRenderedPageBreak/>
+        <w:t>A9. Что такое RecursionError и как его избежать?</w:t>
+      </w:r>
+    </w:p>
+    <w:p>
+      <w:pPr>
+        <w:shd w:val="clear" w:color="auto" w:fill="FFFFFF"/>
+        <w:spacing w:after="240" w:line="240" w:lineRule="auto"/>
+        <w:ind w:firstLine="0"/>
+        <w:rPr>
+          <w:color w:val="0F1115"/>
+          <w:szCs w:val="28"/>
+        </w:rPr>
+      </w:pPr>
+      <w:r>
+        <w:rPr>
+          <w:color w:val="0F1115"/>
+          <w:szCs w:val="28"/>
+        </w:rPr>
+        <w:t>Возникает при превышении глубины рекурсии (по умолчанию 1000). Избежать: добавить базовый случай выхода, увеличить лимит </w:t>
+      </w:r>
+      <w:r>
+        <w:rPr>
+          <w:color w:val="0F1115"/>
+          <w:szCs w:val="28"/>
+          <w:shd w:val="clear" w:color="auto" w:fill="EBEEF2"/>
+        </w:rPr>
+        <w:t>sys.setrecursionlimit()</w:t>
+      </w:r>
+      <w:r>
+        <w:rPr>
+          <w:color w:val="0F1115"/>
+          <w:szCs w:val="28"/>
+        </w:rPr>
+        <w:t> или переписать итеративно.</w:t>
+      </w:r>
+    </w:p>
+    <w:p>
+      <w:pPr>
+        <w:shd w:val="clear" w:color="auto" w:fill="FFFFFF"/>
+        <w:spacing w:after="240" w:line="240" w:lineRule="auto"/>
+        <w:ind w:firstLine="0"/>
+        <w:rPr>
+          <w:color w:val="0F1115"/>
+          <w:szCs w:val="28"/>
+        </w:rPr>
+      </w:pPr>
+      <w:r>
+        <w:rPr>
+          <w:b/>
+          <w:bCs/>
+          <w:color w:val="0F1115"/>
+          <w:szCs w:val="28"/>
+        </w:rPr>
+        <w:t>A10. Для чего нужна команда up в pdb?</w:t>
+      </w:r>
+    </w:p>
+    <w:p>
+      <w:pPr>
+        <w:shd w:val="clear" w:color="auto" w:fill="FFFFFF"/>
+        <w:spacing w:after="240" w:line="240" w:lineRule="auto"/>
+        <w:ind w:firstLine="0"/>
+        <w:rPr>
+          <w:color w:val="0F1115"/>
+          <w:szCs w:val="28"/>
+        </w:rPr>
+      </w:pPr>
+      <w:r>
+        <w:rPr>
+          <w:color w:val="0F1115"/>
+          <w:szCs w:val="28"/>
+        </w:rPr>
+        <w:t>Для перемещения на уровень выше по стеку вызовов (к родительской функции).</w:t>
+      </w:r>
+    </w:p>
+    <w:p>
+      <w:pPr>
+        <w:spacing w:after="480" w:line="240" w:lineRule="auto"/>
+        <w:ind w:firstLine="0"/>
+        <w:rPr>
+          <w:szCs w:val="28"/>
+        </w:rPr>
+      </w:pPr>
+    </w:p>
+    <w:p>
+      <w:pPr>
+        <w:shd w:val="clear" w:color="auto" w:fill="FFFFFF"/>
+        <w:spacing w:after="240" w:line="240" w:lineRule="auto"/>
+        <w:ind w:firstLine="0"/>
+        <w:rPr>
+          <w:color w:val="0F1115"/>
+          <w:szCs w:val="28"/>
+        </w:rPr>
+      </w:pPr>
+      <w:r>
+        <w:rPr>
+          <w:b/>
+          <w:bCs/>
+          <w:color w:val="0F1115"/>
+          <w:szCs w:val="28"/>
+        </w:rPr>
+        <w:t>B1. В чем разница между breakpoint() и import pdb; pdb.set_trace()?</w:t>
+      </w:r>
+    </w:p>
+    <w:p>
+      <w:pPr>
+        <w:numPr>
+          <w:ilvl w:val="0"/>
+          <w:numId w:val="6"/>
+        </w:numPr>
+        <w:shd w:val="clear" w:color="auto" w:fill="FFFFFF"/>
+        <w:spacing w:line="240" w:lineRule="auto"/>
+        <w:rPr>
+          <w:color w:val="0F1115"/>
+          <w:szCs w:val="28"/>
+        </w:rPr>
+      </w:pPr>
+      <w:r>
+        <w:rPr>
+          <w:color w:val="0F1115"/>
+          <w:szCs w:val="28"/>
+          <w:shd w:val="clear" w:color="auto" w:fill="EBEEF2"/>
+        </w:rPr>
+        <w:t>breakpoint()</w:t>
+      </w:r>
+      <w:r>
+        <w:rPr>
+          <w:color w:val="0F1115"/>
+          <w:szCs w:val="28"/>
+        </w:rPr>
+        <w:t> — Python 3.7+, использует </w:t>
+      </w:r>
+      <w:r>
+        <w:rPr>
+          <w:color w:val="0F1115"/>
+          <w:szCs w:val="28"/>
+          <w:shd w:val="clear" w:color="auto" w:fill="EBEEF2"/>
+        </w:rPr>
+        <w:t>PYTHONBREAKPOINT</w:t>
+      </w:r>
+      <w:r>
+        <w:rPr>
+          <w:color w:val="0F1115"/>
+          <w:szCs w:val="28"/>
+        </w:rPr>
+        <w:t>, более гибкий</w:t>
+      </w:r>
+    </w:p>
+    <w:p>
+      <w:pPr>
+        <w:numPr>
+          <w:ilvl w:val="0"/>
+          <w:numId w:val="6"/>
+        </w:numPr>
+        <w:shd w:val="clear" w:color="auto" w:fill="FFFFFF"/>
+        <w:spacing w:line="240" w:lineRule="auto"/>
+        <w:rPr>
+          <w:color w:val="0F1115"/>
+          <w:szCs w:val="28"/>
+        </w:rPr>
+      </w:pPr>
+      <w:r>
+        <w:rPr>
+          <w:color w:val="0F1115"/>
+          <w:szCs w:val="28"/>
+          <w:shd w:val="clear" w:color="auto" w:fill="EBEEF2"/>
+        </w:rPr>
+        <w:t>pdb.set_trace()</w:t>
+      </w:r>
+      <w:r>
+        <w:rPr>
+          <w:color w:val="0F1115"/>
+          <w:szCs w:val="28"/>
+        </w:rPr>
+        <w:t> — старый способ, требует импорта pdb</w:t>
+      </w:r>
+    </w:p>
+    <w:p>
+      <w:pPr>
+        <w:shd w:val="clear" w:color="auto" w:fill="FFFFFF"/>
+        <w:spacing w:after="240" w:line="240" w:lineRule="auto"/>
+        <w:ind w:firstLine="0"/>
+        <w:rPr>
+          <w:color w:val="0F1115"/>
+          <w:szCs w:val="28"/>
+        </w:rPr>
+      </w:pPr>
+      <w:r>
+        <w:rPr>
+          <w:b/>
+          <w:bCs/>
+          <w:color w:val="0F1115"/>
+          <w:szCs w:val="28"/>
+        </w:rPr>
+        <w:t>B2. Как в pdb продолжить выполнение до того момента, когда переменная станет равной определенному значению?</w:t>
+      </w:r>
+    </w:p>
+    <w:p>
+      <w:pPr>
+        <w:shd w:val="clear" w:color="auto" w:fill="FFFFFF"/>
+        <w:spacing w:after="240" w:line="240" w:lineRule="auto"/>
+        <w:ind w:firstLine="0"/>
+        <w:rPr>
+          <w:color w:val="0F1115"/>
+          <w:szCs w:val="28"/>
+        </w:rPr>
+      </w:pPr>
+      <w:r>
+        <w:rPr>
+          <w:color w:val="0F1115"/>
+          <w:szCs w:val="28"/>
+        </w:rPr>
+        <w:t>Установить условный брейкпоинт:</w:t>
+      </w:r>
+    </w:p>
+    <w:p>
+      <w:pPr>
+        <w:shd w:val="clear" w:color="auto" w:fill="FFFFFF"/>
+        <w:spacing w:line="300" w:lineRule="atLeast"/>
+        <w:ind w:firstLine="0"/>
+        <w:rPr>
+          <w:color w:val="0F1115"/>
+          <w:szCs w:val="28"/>
+        </w:rPr>
+      </w:pPr>
+      <w:r>
+        <w:rPr>
+          <w:color w:val="0F1115"/>
+          <w:szCs w:val="28"/>
+        </w:rPr>
+        <w:t>python</w:t>
+      </w:r>
+    </w:p>
+    <w:p>
+      <w:pPr>
+        <w:tabs>
+          <w:tab w:val="left" w:pos="916"/>
+          <w:tab w:val="left" w:pos="1832"/>
+          <w:tab w:val="left" w:pos="2748"/>
+          <w:tab w:val="left" w:pos="3664"/>
+          <w:tab w:val="left" w:pos="4580"/>
+          <w:tab w:val="left" w:pos="5496"/>
+          <w:tab w:val="left" w:pos="6412"/>
+          <w:tab w:val="left" w:pos="7328"/>
+          <w:tab w:val="left" w:pos="8244"/>
+          <w:tab w:val="left" w:pos="9160"/>
+          <w:tab w:val="left" w:pos="10076"/>
+          <w:tab w:val="left" w:pos="10992"/>
+          <w:tab w:val="left" w:pos="11908"/>
+          <w:tab w:val="left" w:pos="12824"/>
+          <w:tab w:val="left" w:pos="13740"/>
+          <w:tab w:val="left" w:pos="14656"/>
+        </w:tabs>
+        <w:wordWrap w:val="0"/>
+        <w:spacing w:line="330" w:lineRule="atLeast"/>
+        <w:ind w:firstLine="0"/>
+        <w:rPr>
+          <w:color w:val="0F1115"/>
+          <w:szCs w:val="28"/>
+        </w:rPr>
+      </w:pPr>
+      <w:r>
+        <w:rPr>
+          <w:color w:val="383A42"/>
+          <w:szCs w:val="28"/>
+        </w:rPr>
+        <w:t>(</w:t>
+      </w:r>
+      <w:r>
+        <w:rPr>
+          <w:color w:val="0F1115"/>
+          <w:szCs w:val="28"/>
+        </w:rPr>
+        <w:t>Pdb</w:t>
+      </w:r>
+      <w:r>
+        <w:rPr>
+          <w:color w:val="383A42"/>
+          <w:szCs w:val="28"/>
+        </w:rPr>
+        <w:t>)</w:t>
+      </w:r>
+      <w:r>
+        <w:rPr>
+          <w:color w:val="0F1115"/>
+          <w:szCs w:val="28"/>
+        </w:rPr>
+        <w:t xml:space="preserve"> </w:t>
+      </w:r>
+      <w:proofErr w:type="spellStart"/>
+      <w:r>
+        <w:rPr>
+          <w:color w:val="A626A4"/>
+          <w:szCs w:val="28"/>
+        </w:rPr>
+        <w:t>break</w:t>
+      </w:r>
+      <w:proofErr w:type="spellEnd"/>
+      <w:r>
+        <w:rPr>
+          <w:color w:val="0F1115"/>
+          <w:szCs w:val="28"/>
+        </w:rPr>
+        <w:t xml:space="preserve"> </w:t>
+      </w:r>
+      <w:r>
+        <w:rPr>
+          <w:color w:val="B76B01"/>
+          <w:szCs w:val="28"/>
+        </w:rPr>
+        <w:t>25</w:t>
+      </w:r>
+      <w:r>
+        <w:rPr>
+          <w:color w:val="0F1115"/>
+          <w:szCs w:val="28"/>
+        </w:rPr>
+        <w:t xml:space="preserve"> </w:t>
+      </w:r>
+      <w:r>
+        <w:rPr>
+          <w:color w:val="A626A4"/>
+          <w:szCs w:val="28"/>
+        </w:rPr>
+        <w:t>if</w:t>
+      </w:r>
+      <w:r>
+        <w:rPr>
+          <w:color w:val="0F1115"/>
+          <w:szCs w:val="28"/>
+        </w:rPr>
+        <w:t xml:space="preserve"> var </w:t>
+      </w:r>
+      <w:r>
+        <w:rPr>
+          <w:color w:val="4078F2"/>
+          <w:szCs w:val="28"/>
+        </w:rPr>
+        <w:t>==</w:t>
+      </w:r>
+      <w:r>
+        <w:rPr>
+          <w:color w:val="0F1115"/>
+          <w:szCs w:val="28"/>
+        </w:rPr>
+        <w:t xml:space="preserve"> </w:t>
+      </w:r>
+      <w:r>
+        <w:rPr>
+          <w:color w:val="B76B01"/>
+          <w:szCs w:val="28"/>
+        </w:rPr>
+        <w:t>100</w:t>
+      </w:r>
+    </w:p>
+    <w:p>
+      <w:pPr>
+        <w:tabs>
+          <w:tab w:val="left" w:pos="916"/>
+          <w:tab w:val="left" w:pos="1832"/>
+          <w:tab w:val="left" w:pos="2748"/>
+          <w:tab w:val="left" w:pos="3664"/>
+          <w:tab w:val="left" w:pos="4580"/>
+          <w:tab w:val="left" w:pos="5496"/>
+          <w:tab w:val="left" w:pos="6412"/>
+          <w:tab w:val="left" w:pos="7328"/>
+          <w:tab w:val="left" w:pos="8244"/>
+          <w:tab w:val="left" w:pos="9160"/>
+          <w:tab w:val="left" w:pos="10076"/>
+          <w:tab w:val="left" w:pos="10992"/>
+          <w:tab w:val="left" w:pos="11908"/>
+          <w:tab w:val="left" w:pos="12824"/>
+          <w:tab w:val="left" w:pos="13740"/>
+          <w:tab w:val="left" w:pos="14656"/>
+        </w:tabs>
+        <w:wordWrap w:val="0"/>
+        <w:spacing w:line="330" w:lineRule="atLeast"/>
+        <w:ind w:firstLine="0"/>
+        <w:rPr>
+          <w:color w:val="0F1115"/>
+          <w:szCs w:val="28"/>
+        </w:rPr>
+      </w:pPr>
+      <w:r>
+        <w:rPr>
+          <w:color w:val="383A42"/>
+          <w:szCs w:val="28"/>
+        </w:rPr>
+        <w:t>(</w:t>
+      </w:r>
+      <w:r>
+        <w:rPr>
+          <w:color w:val="0F1115"/>
+          <w:szCs w:val="28"/>
+        </w:rPr>
+        <w:t>Pdb</w:t>
+      </w:r>
+      <w:r>
+        <w:rPr>
+          <w:color w:val="383A42"/>
+          <w:szCs w:val="28"/>
+        </w:rPr>
+        <w:t>)</w:t>
+      </w:r>
+      <w:r>
+        <w:rPr>
+          <w:color w:val="0F1115"/>
+          <w:szCs w:val="28"/>
+        </w:rPr>
+        <w:t xml:space="preserve"> c</w:t>
+      </w:r>
+    </w:p>
+    <w:p>
+      <w:pPr>
+        <w:shd w:val="clear" w:color="auto" w:fill="FFFFFF"/>
+        <w:spacing w:after="240" w:line="240" w:lineRule="auto"/>
+        <w:ind w:firstLine="0"/>
+        <w:rPr>
+          <w:color w:val="0F1115"/>
+          <w:szCs w:val="28"/>
+        </w:rPr>
+      </w:pPr>
+      <w:r>
+        <w:rPr>
+          <w:b/>
+          <w:bCs/>
+          <w:color w:val="0F1115"/>
+          <w:szCs w:val="28"/>
+        </w:rPr>
+        <w:t>B3. Почему использование print() для отладки считается непрофессиональным и к каким проблемам это может привести?</w:t>
+      </w:r>
+    </w:p>
+    <w:p>
+      <w:pPr>
+        <w:numPr>
+          <w:ilvl w:val="0"/>
+          <w:numId w:val="7"/>
+        </w:numPr>
+        <w:shd w:val="clear" w:color="auto" w:fill="FFFFFF"/>
+        <w:spacing w:line="240" w:lineRule="auto"/>
+        <w:rPr>
+          <w:color w:val="0F1115"/>
+          <w:szCs w:val="28"/>
+        </w:rPr>
+      </w:pPr>
+      <w:r>
+        <w:rPr>
+          <w:color w:val="0F1115"/>
+          <w:szCs w:val="28"/>
+        </w:rPr>
+        <w:t>Засоряет код</w:t>
+      </w:r>
+    </w:p>
+    <w:p>
+      <w:pPr>
+        <w:numPr>
+          <w:ilvl w:val="0"/>
+          <w:numId w:val="7"/>
+        </w:numPr>
+        <w:shd w:val="clear" w:color="auto" w:fill="FFFFFF"/>
+        <w:spacing w:line="240" w:lineRule="auto"/>
+        <w:rPr>
+          <w:color w:val="0F1115"/>
+          <w:szCs w:val="28"/>
+        </w:rPr>
+      </w:pPr>
+      <w:r>
+        <w:rPr>
+          <w:color w:val="0F1115"/>
+          <w:szCs w:val="28"/>
+        </w:rPr>
+        <w:t>Нет уровней логирования</w:t>
+      </w:r>
+    </w:p>
+    <w:p>
+      <w:pPr>
+        <w:numPr>
+          <w:ilvl w:val="0"/>
+          <w:numId w:val="7"/>
+        </w:numPr>
+        <w:shd w:val="clear" w:color="auto" w:fill="FFFFFF"/>
+        <w:spacing w:line="240" w:lineRule="auto"/>
+        <w:rPr>
+          <w:color w:val="0F1115"/>
+          <w:szCs w:val="28"/>
+        </w:rPr>
+      </w:pPr>
+      <w:r>
+        <w:rPr>
+          <w:color w:val="0F1115"/>
+          <w:szCs w:val="28"/>
+        </w:rPr>
+        <w:t>Не работает в production</w:t>
+      </w:r>
+    </w:p>
+    <w:p>
+      <w:pPr>
+        <w:numPr>
+          <w:ilvl w:val="0"/>
+          <w:numId w:val="7"/>
+        </w:numPr>
+        <w:shd w:val="clear" w:color="auto" w:fill="FFFFFF"/>
+        <w:spacing w:line="240" w:lineRule="auto"/>
+        <w:rPr>
+          <w:color w:val="0F1115"/>
+          <w:szCs w:val="28"/>
+        </w:rPr>
+      </w:pPr>
+      <w:r>
+        <w:rPr>
+          <w:color w:val="0F1115"/>
+          <w:szCs w:val="28"/>
+        </w:rPr>
+        <w:t>Замедляет выполнение</w:t>
+      </w:r>
+    </w:p>
+    <w:p>
+      <w:pPr>
+        <w:numPr>
+          <w:ilvl w:val="0"/>
+          <w:numId w:val="7"/>
+        </w:numPr>
+        <w:shd w:val="clear" w:color="auto" w:fill="FFFFFF"/>
+        <w:spacing w:line="240" w:lineRule="auto"/>
+        <w:rPr>
+          <w:color w:val="0F1115"/>
+          <w:szCs w:val="28"/>
+        </w:rPr>
+      </w:pPr>
+      <w:r>
+        <w:rPr>
+          <w:color w:val="0F1115"/>
+          <w:szCs w:val="28"/>
+        </w:rPr>
+        <w:t>Требует удаления после отладки</w:t>
+      </w:r>
+    </w:p>
+    <w:p>
+      <w:pPr>
+        <w:shd w:val="clear" w:color="auto" w:fill="FFFFFF"/>
+        <w:spacing w:after="240" w:line="240" w:lineRule="auto"/>
+        <w:ind w:firstLine="0"/>
+        <w:rPr>
+          <w:color w:val="0F1115"/>
+          <w:szCs w:val="28"/>
+        </w:rPr>
+      </w:pPr>
+      <w:r>
+        <w:rPr>
+          <w:b/>
+          <w:bCs/>
+          <w:color w:val="0F1115"/>
+          <w:szCs w:val="28"/>
+        </w:rPr>
+        <w:t>B4. Как использовать tracemalloc для поиска утечек памяти в долгоживущем приложении?</w:t>
+      </w:r>
+    </w:p>
+    <w:p>
+      <w:pPr>
+        <w:shd w:val="clear" w:color="auto" w:fill="FFFFFF"/>
+        <w:spacing w:after="240" w:line="240" w:lineRule="auto"/>
+        <w:ind w:firstLine="0"/>
+        <w:rPr>
+          <w:color w:val="0F1115"/>
+          <w:szCs w:val="28"/>
+        </w:rPr>
+      </w:pPr>
+      <w:r>
+        <w:rPr>
+          <w:color w:val="0F1115"/>
+          <w:szCs w:val="28"/>
+        </w:rPr>
+        <w:t>Сравнивать снимки памяти через интервалы:</w:t>
+      </w:r>
+    </w:p>
+    <w:p>
+      <w:pPr>
+        <w:shd w:val="clear" w:color="auto" w:fill="FFFFFF"/>
+        <w:spacing w:line="300" w:lineRule="atLeast"/>
+        <w:ind w:firstLine="0"/>
+        <w:rPr>
+          <w:color w:val="0F1115"/>
+          <w:szCs w:val="28"/>
+          <w:lang w:val="en-US"/>
+        </w:rPr>
+      </w:pPr>
+      <w:r>
+        <w:rPr>
+          <w:color w:val="0F1115"/>
+          <w:szCs w:val="28"/>
+          <w:lang w:val="en-US"/>
+        </w:rPr>
+        <w:t>python</w:t>
+      </w:r>
+    </w:p>
+    <w:p>
+      <w:pPr>
+        <w:tabs>
+          <w:tab w:val="left" w:pos="916"/>
+          <w:tab w:val="left" w:pos="1832"/>
+          <w:tab w:val="left" w:pos="2748"/>
+          <w:tab w:val="left" w:pos="3664"/>
+          <w:tab w:val="left" w:pos="4580"/>
+          <w:tab w:val="left" w:pos="5496"/>
+          <w:tab w:val="left" w:pos="6412"/>
+          <w:tab w:val="left" w:pos="7328"/>
+          <w:tab w:val="left" w:pos="8244"/>
+          <w:tab w:val="left" w:pos="9160"/>
+          <w:tab w:val="left" w:pos="10076"/>
+          <w:tab w:val="left" w:pos="10992"/>
+          <w:tab w:val="left" w:pos="11908"/>
+          <w:tab w:val="left" w:pos="12824"/>
+          <w:tab w:val="left" w:pos="13740"/>
+          <w:tab w:val="left" w:pos="14656"/>
+        </w:tabs>
+        <w:wordWrap w:val="0"/>
+        <w:spacing w:line="330" w:lineRule="atLeast"/>
+        <w:ind w:firstLine="0"/>
+        <w:rPr>
+          <w:color w:val="0F1115"/>
+          <w:szCs w:val="28"/>
+          <w:lang w:val="en-US"/>
+        </w:rPr>
+      </w:pPr>
+      <w:r>
+        <w:rPr>
+          <w:color w:val="0F1115"/>
+          <w:szCs w:val="28"/>
+          <w:lang w:val="en-US"/>
+        </w:rPr>
+        <w:t xml:space="preserve">snapshot1 </w:t>
+      </w:r>
+      <w:r>
+        <w:rPr>
+          <w:color w:val="4078F2"/>
+          <w:szCs w:val="28"/>
+          <w:lang w:val="en-US"/>
+        </w:rPr>
+        <w:t>=</w:t>
+      </w:r>
+      <w:r>
+        <w:rPr>
+          <w:color w:val="0F1115"/>
+          <w:szCs w:val="28"/>
+          <w:lang w:val="en-US"/>
+        </w:rPr>
+        <w:t xml:space="preserve"> </w:t>
+      </w:r>
+      <w:proofErr w:type="gramStart"/>
+      <w:r>
+        <w:rPr>
+          <w:color w:val="0F1115"/>
+          <w:szCs w:val="28"/>
+          <w:lang w:val="en-US"/>
+        </w:rPr>
+        <w:t>tracemalloc</w:t>
+      </w:r>
+      <w:r>
+        <w:rPr>
+          <w:color w:val="383A42"/>
+          <w:szCs w:val="28"/>
+          <w:lang w:val="en-US"/>
+        </w:rPr>
+        <w:t>.</w:t>
+      </w:r>
+      <w:r>
+        <w:rPr>
+          <w:color w:val="0F1115"/>
+          <w:szCs w:val="28"/>
+          <w:lang w:val="en-US"/>
+        </w:rPr>
+        <w:t>take</w:t>
+      </w:r>
+      <w:proofErr w:type="gramEnd"/>
+      <w:r>
+        <w:rPr>
+          <w:color w:val="0F1115"/>
+          <w:szCs w:val="28"/>
+          <w:lang w:val="en-US"/>
+        </w:rPr>
+        <w:t>_snapshot</w:t>
+      </w:r>
+      <w:r>
+        <w:rPr>
+          <w:color w:val="383A42"/>
+          <w:szCs w:val="28"/>
+          <w:lang w:val="en-US"/>
+        </w:rPr>
+        <w:t>()</w:t>
+      </w:r>
+    </w:p>
+    <w:p>
+      <w:pPr>
+        <w:tabs>
+          <w:tab w:val="left" w:pos="916"/>
+          <w:tab w:val="left" w:pos="1832"/>
+          <w:tab w:val="left" w:pos="2748"/>
+          <w:tab w:val="left" w:pos="3664"/>
+          <w:tab w:val="left" w:pos="4580"/>
+          <w:tab w:val="left" w:pos="5496"/>
+          <w:tab w:val="left" w:pos="6412"/>
+          <w:tab w:val="left" w:pos="7328"/>
+          <w:tab w:val="left" w:pos="8244"/>
+          <w:tab w:val="left" w:pos="9160"/>
+          <w:tab w:val="left" w:pos="10076"/>
+          <w:tab w:val="left" w:pos="10992"/>
+          <w:tab w:val="left" w:pos="11908"/>
+          <w:tab w:val="left" w:pos="12824"/>
+          <w:tab w:val="left" w:pos="13740"/>
+          <w:tab w:val="left" w:pos="14656"/>
+        </w:tabs>
+        <w:wordWrap w:val="0"/>
+        <w:spacing w:line="330" w:lineRule="atLeast"/>
+        <w:ind w:firstLine="0"/>
+        <w:rPr>
+          <w:color w:val="0F1115"/>
+          <w:szCs w:val="28"/>
+          <w:lang w:val="en-US"/>
+        </w:rPr>
+      </w:pPr>
+      <w:r>
+        <w:rPr>
+          <w:i/>
+          <w:iCs/>
+          <w:color w:val="A0A1A7"/>
+          <w:szCs w:val="28"/>
+          <w:lang w:val="en-US"/>
+        </w:rPr>
+        <w:t xml:space="preserve"># ... </w:t>
+      </w:r>
+      <w:r>
+        <w:rPr>
+          <w:i/>
+          <w:iCs/>
+          <w:color w:val="A0A1A7"/>
+          <w:szCs w:val="28"/>
+        </w:rPr>
+        <w:t>работа</w:t>
+      </w:r>
+      <w:r>
+        <w:rPr>
+          <w:i/>
+          <w:iCs/>
+          <w:color w:val="A0A1A7"/>
+          <w:szCs w:val="28"/>
+          <w:lang w:val="en-US"/>
+        </w:rPr>
+        <w:t xml:space="preserve"> ...</w:t>
+      </w:r>
+    </w:p>
+    <w:p>
+      <w:pPr>
+        <w:tabs>
+          <w:tab w:val="left" w:pos="916"/>
+          <w:tab w:val="left" w:pos="1832"/>
+          <w:tab w:val="left" w:pos="2748"/>
+          <w:tab w:val="left" w:pos="3664"/>
+          <w:tab w:val="left" w:pos="4580"/>
+          <w:tab w:val="left" w:pos="5496"/>
+          <w:tab w:val="left" w:pos="6412"/>
+          <w:tab w:val="left" w:pos="7328"/>
+          <w:tab w:val="left" w:pos="8244"/>
+          <w:tab w:val="left" w:pos="9160"/>
+          <w:tab w:val="left" w:pos="10076"/>
+          <w:tab w:val="left" w:pos="10992"/>
+          <w:tab w:val="left" w:pos="11908"/>
+          <w:tab w:val="left" w:pos="12824"/>
+          <w:tab w:val="left" w:pos="13740"/>
+          <w:tab w:val="left" w:pos="14656"/>
+        </w:tabs>
+        <w:wordWrap w:val="0"/>
+        <w:spacing w:line="330" w:lineRule="atLeast"/>
+        <w:ind w:firstLine="0"/>
+        <w:rPr>
+          <w:color w:val="0F1115"/>
+          <w:szCs w:val="28"/>
+          <w:lang w:val="en-US"/>
+        </w:rPr>
+      </w:pPr>
+      <w:r>
+        <w:rPr>
+          <w:color w:val="0F1115"/>
+          <w:szCs w:val="28"/>
+          <w:lang w:val="en-US"/>
+        </w:rPr>
+        <w:t xml:space="preserve">snapshot2 </w:t>
+      </w:r>
+      <w:r>
+        <w:rPr>
+          <w:color w:val="4078F2"/>
+          <w:szCs w:val="28"/>
+          <w:lang w:val="en-US"/>
+        </w:rPr>
+        <w:t>=</w:t>
+      </w:r>
+      <w:r>
+        <w:rPr>
+          <w:color w:val="0F1115"/>
+          <w:szCs w:val="28"/>
+          <w:lang w:val="en-US"/>
+        </w:rPr>
+        <w:t xml:space="preserve"> </w:t>
+      </w:r>
+      <w:proofErr w:type="gramStart"/>
+      <w:r>
+        <w:rPr>
+          <w:color w:val="0F1115"/>
+          <w:szCs w:val="28"/>
+          <w:lang w:val="en-US"/>
+        </w:rPr>
+        <w:t>tracemalloc</w:t>
+      </w:r>
+      <w:r>
+        <w:rPr>
+          <w:color w:val="383A42"/>
+          <w:szCs w:val="28"/>
+          <w:lang w:val="en-US"/>
+        </w:rPr>
+        <w:t>.</w:t>
+      </w:r>
+      <w:r>
+        <w:rPr>
+          <w:color w:val="0F1115"/>
+          <w:szCs w:val="28"/>
+          <w:lang w:val="en-US"/>
+        </w:rPr>
+        <w:t>take</w:t>
+      </w:r>
+      <w:proofErr w:type="gramEnd"/>
+      <w:r>
+        <w:rPr>
+          <w:color w:val="0F1115"/>
+          <w:szCs w:val="28"/>
+          <w:lang w:val="en-US"/>
+        </w:rPr>
+        <w:t>_snapshot</w:t>
+      </w:r>
+      <w:r>
+        <w:rPr>
+          <w:color w:val="383A42"/>
+          <w:szCs w:val="28"/>
+          <w:lang w:val="en-US"/>
+        </w:rPr>
+        <w:t>()</w:t>
+      </w:r>
+    </w:p>
+    <w:p>
+      <w:pPr>
+        <w:tabs>
+          <w:tab w:val="left" w:pos="916"/>
+          <w:tab w:val="left" w:pos="1832"/>
+          <w:tab w:val="left" w:pos="2748"/>
+          <w:tab w:val="left" w:pos="3664"/>
+          <w:tab w:val="left" w:pos="4580"/>
+          <w:tab w:val="left" w:pos="5496"/>
+          <w:tab w:val="left" w:pos="6412"/>
+          <w:tab w:val="left" w:pos="7328"/>
+          <w:tab w:val="left" w:pos="8244"/>
+          <w:tab w:val="left" w:pos="9160"/>
+          <w:tab w:val="left" w:pos="10076"/>
+          <w:tab w:val="left" w:pos="10992"/>
+          <w:tab w:val="left" w:pos="11908"/>
+          <w:tab w:val="left" w:pos="12824"/>
+          <w:tab w:val="left" w:pos="13740"/>
+          <w:tab w:val="left" w:pos="14656"/>
+        </w:tabs>
+        <w:wordWrap w:val="0"/>
+        <w:spacing w:line="330" w:lineRule="atLeast"/>
+        <w:ind w:firstLine="0"/>
+        <w:jc w:val="left"/>
+        <w:rPr>
+          <w:color w:val="0F1115"/>
+          <w:szCs w:val="28"/>
+          <w:lang w:val="en-US"/>
+        </w:rPr>
+      </w:pPr>
+      <w:r>
+        <w:rPr>
+          <w:color w:val="0F1115"/>
+          <w:szCs w:val="28"/>
+          <w:lang w:val="en-US"/>
+        </w:rPr>
+        <w:t xml:space="preserve">diff </w:t>
+      </w:r>
+      <w:r>
+        <w:rPr>
+          <w:color w:val="4078F2"/>
+          <w:szCs w:val="28"/>
+          <w:lang w:val="en-US"/>
+        </w:rPr>
+        <w:t>=</w:t>
+      </w:r>
+      <w:r>
+        <w:rPr>
+          <w:color w:val="0F1115"/>
+          <w:szCs w:val="28"/>
+          <w:lang w:val="en-US"/>
+        </w:rPr>
+        <w:t xml:space="preserve"> snapshot2</w:t>
+      </w:r>
+      <w:r>
+        <w:rPr>
+          <w:color w:val="383A42"/>
+          <w:szCs w:val="28"/>
+          <w:lang w:val="en-US"/>
+        </w:rPr>
+        <w:t>.</w:t>
+      </w:r>
+      <w:r>
+        <w:rPr>
+          <w:color w:val="0F1115"/>
+          <w:szCs w:val="28"/>
+          <w:lang w:val="en-US"/>
+        </w:rPr>
+        <w:t>compare_</w:t>
+      </w:r>
+      <w:proofErr w:type="gramStart"/>
+      <w:r>
+        <w:rPr>
+          <w:color w:val="0F1115"/>
+          <w:szCs w:val="28"/>
+          <w:lang w:val="en-US"/>
+        </w:rPr>
+        <w:t>to</w:t>
+      </w:r>
+      <w:r>
+        <w:rPr>
+          <w:color w:val="383A42"/>
+          <w:szCs w:val="28"/>
+          <w:lang w:val="en-US"/>
+        </w:rPr>
+        <w:t>(</w:t>
+      </w:r>
+      <w:proofErr w:type="gramEnd"/>
+      <w:r>
+        <w:rPr>
+          <w:color w:val="0F1115"/>
+          <w:szCs w:val="28"/>
+          <w:lang w:val="en-US"/>
+        </w:rPr>
+        <w:t>snapshot1</w:t>
+      </w:r>
+      <w:r>
+        <w:rPr>
+          <w:color w:val="383A42"/>
+          <w:szCs w:val="28"/>
+          <w:lang w:val="en-US"/>
+        </w:rPr>
+        <w:t>,</w:t>
+      </w:r>
+      <w:r>
+        <w:rPr>
+          <w:color w:val="0F1115"/>
+          <w:szCs w:val="28"/>
+          <w:lang w:val="en-US"/>
+        </w:rPr>
+        <w:t xml:space="preserve"> </w:t>
+      </w:r>
+      <w:r>
+        <w:rPr>
+          <w:color w:val="50A14F"/>
+          <w:szCs w:val="28"/>
+          <w:lang w:val="en-US"/>
+        </w:rPr>
+        <w:t>'lineno'</w:t>
+      </w:r>
+      <w:r>
+        <w:rPr>
+          <w:color w:val="383A42"/>
+          <w:szCs w:val="28"/>
+          <w:lang w:val="en-US"/>
+        </w:rPr>
+        <w:t>)</w:t>
       </w:r>
     </w:p>
     <w:p>
@@ -2721,15 +3835,36 @@
           <w:color w:val="0F1115"/>
           <w:sz w:val="28"/>
           <w:szCs w:val="28"/>
-        </w:rPr>
-      </w:pPr>
-      <w:r>
-        <w:rPr>
-          <w:color w:val="0F1115"/>
-          <w:sz w:val="28"/>
-          <w:szCs w:val="28"/>
-        </w:rPr>
-        <w:t>В ходе выполнения задания мною были успешно изучены и применены на практике основные методы отладки Python-программ. Я установила и проверила работу библиотеки NumPy, написала программу с четырьмя типами ошибок (ошибка индексации, логическая ошибка, утечка памяти, ошибка в vectorize) и последовательно исправила их.</w:t>
+          <w:lang w:val="en-US"/>
+        </w:rPr>
+      </w:pPr>
+    </w:p>
+    <w:p>
+      <w:pPr>
+        <w:pStyle w:val="1"/>
+        <w:shd w:val="clear" w:color="auto" w:fill="FFFFFF"/>
+        <w:spacing w:before="0" w:after="240" w:line="510" w:lineRule="atLeast"/>
+        <w:ind w:firstLine="0"/>
+        <w:rPr>
+          <w:rFonts w:ascii="Times New Roman" w:hAnsi="Times New Roman" w:cs="Times New Roman"/>
+          <w:b/>
+          <w:bCs/>
+          <w:color w:val="0F1115"/>
+          <w:sz w:val="28"/>
+          <w:szCs w:val="28"/>
+        </w:rPr>
+      </w:pPr>
+      <w:r>
+        <w:rPr>
+          <w:rFonts w:ascii="Times New Roman" w:hAnsi="Times New Roman" w:cs="Times New Roman"/>
+          <w:b/>
+          <w:bCs/>
+          <w:color w:val="0F1115"/>
+          <w:sz w:val="28"/>
+          <w:szCs w:val="28"/>
+        </w:rPr>
+        <w:lastRenderedPageBreak/>
+        <w:t>ВЫВОД</w:t>
       </w:r>
     </w:p>
     <w:p>
@@ -2750,7 +3885,27 @@
           <w:sz w:val="28"/>
           <w:szCs w:val="28"/>
         </w:rPr>
-        <w:lastRenderedPageBreak/>
+        <w:t>В ходе выполнения задания мною были успешно изучены и применены на практике основные методы отладки Python-программ. Я установила и проверила работу библиотеки NumPy, написала программу с четырьмя типами ошибок (ошибка индексации, логическая ошибка, утечка памяти, ошибка в vectorize) и последовательно исправила их.</w:t>
+      </w:r>
+    </w:p>
+    <w:p>
+      <w:pPr>
+        <w:pStyle w:val="ds-markdown-paragraph"/>
+        <w:shd w:val="clear" w:color="auto" w:fill="FFFFFF"/>
+        <w:spacing w:before="0" w:beforeAutospacing="0" w:after="240" w:afterAutospacing="0"/>
+        <w:jc w:val="both"/>
+        <w:rPr>
+          <w:color w:val="0F1115"/>
+          <w:sz w:val="28"/>
+          <w:szCs w:val="28"/>
+        </w:rPr>
+      </w:pPr>
+      <w:r>
+        <w:rPr>
+          <w:color w:val="0F1115"/>
+          <w:sz w:val="28"/>
+          <w:szCs w:val="28"/>
+        </w:rPr>
         <w:t>Я освоила работу с интерактивным отладчиком pdb — устанавливала точки останова, пошагово выполняла код, анализировала значения переменных и отслеживала стек вызовов. Кроме того, я применила модуль tracemalloc для обнаружения утечек памяти и убедилась, что после исправлений программа работает стабильно без накопления данных.</w:t>
       </w:r>
     </w:p>
@@ -3248,6 +4403,304 @@
     </w:lvl>
   </w:abstractNum>
   <w:abstractNum w:abstractNumId="3" w15:restartNumberingAfterBreak="0">
+    <w:nsid w:val="4AC41356"/>
+    <w:multiLevelType w:val="multilevel"/>
+    <w:tmpl w:val="1ECCEE26"/>
+    <w:lvl w:ilvl="0">
+      <w:start w:val="1"/>
+      <w:numFmt w:val="bullet"/>
+      <w:lvlText w:val=""/>
+      <w:lvlJc w:val="left"/>
+      <w:pPr>
+        <w:tabs>
+          <w:tab w:val="num" w:pos="720"/>
+        </w:tabs>
+        <w:ind w:left="720" w:hanging="360"/>
+      </w:pPr>
+      <w:rPr>
+        <w:rFonts w:ascii="Symbol" w:hAnsi="Symbol" w:hint="default"/>
+        <w:sz w:val="20"/>
+      </w:rPr>
+    </w:lvl>
+    <w:lvl w:ilvl="1" w:tentative="1">
+      <w:start w:val="1"/>
+      <w:numFmt w:val="bullet"/>
+      <w:lvlText w:val="o"/>
+      <w:lvlJc w:val="left"/>
+      <w:pPr>
+        <w:tabs>
+          <w:tab w:val="num" w:pos="1440"/>
+        </w:tabs>
+        <w:ind w:left="1440" w:hanging="360"/>
+      </w:pPr>
+      <w:rPr>
+        <w:rFonts w:ascii="Courier New" w:hAnsi="Courier New" w:hint="default"/>
+        <w:sz w:val="20"/>
+      </w:rPr>
+    </w:lvl>
+    <w:lvl w:ilvl="2" w:tentative="1">
+      <w:start w:val="1"/>
+      <w:numFmt w:val="bullet"/>
+      <w:lvlText w:val=""/>
+      <w:lvlJc w:val="left"/>
+      <w:pPr>
+        <w:tabs>
+          <w:tab w:val="num" w:pos="2160"/>
+        </w:tabs>
+        <w:ind w:left="2160" w:hanging="360"/>
+      </w:pPr>
+      <w:rPr>
+        <w:rFonts w:ascii="Wingdings" w:hAnsi="Wingdings" w:hint="default"/>
+        <w:sz w:val="20"/>
+      </w:rPr>
+    </w:lvl>
+    <w:lvl w:ilvl="3" w:tentative="1">
+      <w:start w:val="1"/>
+      <w:numFmt w:val="bullet"/>
+      <w:lvlText w:val=""/>
+      <w:lvlJc w:val="left"/>
+      <w:pPr>
+        <w:tabs>
+          <w:tab w:val="num" w:pos="2880"/>
+        </w:tabs>
+        <w:ind w:left="2880" w:hanging="360"/>
+      </w:pPr>
+      <w:rPr>
+        <w:rFonts w:ascii="Wingdings" w:hAnsi="Wingdings" w:hint="default"/>
+        <w:sz w:val="20"/>
+      </w:rPr>
+    </w:lvl>
+    <w:lvl w:ilvl="4" w:tentative="1">
+      <w:start w:val="1"/>
+      <w:numFmt w:val="bullet"/>
+      <w:lvlText w:val=""/>
+      <w:lvlJc w:val="left"/>
+      <w:pPr>
+        <w:tabs>
+          <w:tab w:val="num" w:pos="3600"/>
+        </w:tabs>
+        <w:ind w:left="3600" w:hanging="360"/>
+      </w:pPr>
+      <w:rPr>
+        <w:rFonts w:ascii="Wingdings" w:hAnsi="Wingdings" w:hint="default"/>
+        <w:sz w:val="20"/>
+      </w:rPr>
+    </w:lvl>
+    <w:lvl w:ilvl="5" w:tentative="1">
+      <w:start w:val="1"/>
+      <w:numFmt w:val="bullet"/>
+      <w:lvlText w:val=""/>
+      <w:lvlJc w:val="left"/>
+      <w:pPr>
+        <w:tabs>
+          <w:tab w:val="num" w:pos="4320"/>
+        </w:tabs>
+        <w:ind w:left="4320" w:hanging="360"/>
+      </w:pPr>
+      <w:rPr>
+        <w:rFonts w:ascii="Wingdings" w:hAnsi="Wingdings" w:hint="default"/>
+        <w:sz w:val="20"/>
+      </w:rPr>
+    </w:lvl>
+    <w:lvl w:ilvl="6" w:tentative="1">
+      <w:start w:val="1"/>
+      <w:numFmt w:val="bullet"/>
+      <w:lvlText w:val=""/>
+      <w:lvlJc w:val="left"/>
+      <w:pPr>
+        <w:tabs>
+          <w:tab w:val="num" w:pos="5040"/>
+        </w:tabs>
+        <w:ind w:left="5040" w:hanging="360"/>
+      </w:pPr>
+      <w:rPr>
+        <w:rFonts w:ascii="Wingdings" w:hAnsi="Wingdings" w:hint="default"/>
+        <w:sz w:val="20"/>
+      </w:rPr>
+    </w:lvl>
+    <w:lvl w:ilvl="7" w:tentative="1">
+      <w:start w:val="1"/>
+      <w:numFmt w:val="bullet"/>
+      <w:lvlText w:val=""/>
+      <w:lvlJc w:val="left"/>
+      <w:pPr>
+        <w:tabs>
+          <w:tab w:val="num" w:pos="5760"/>
+        </w:tabs>
+        <w:ind w:left="5760" w:hanging="360"/>
+      </w:pPr>
+      <w:rPr>
+        <w:rFonts w:ascii="Wingdings" w:hAnsi="Wingdings" w:hint="default"/>
+        <w:sz w:val="20"/>
+      </w:rPr>
+    </w:lvl>
+    <w:lvl w:ilvl="8" w:tentative="1">
+      <w:start w:val="1"/>
+      <w:numFmt w:val="bullet"/>
+      <w:lvlText w:val=""/>
+      <w:lvlJc w:val="left"/>
+      <w:pPr>
+        <w:tabs>
+          <w:tab w:val="num" w:pos="6480"/>
+        </w:tabs>
+        <w:ind w:left="6480" w:hanging="360"/>
+      </w:pPr>
+      <w:rPr>
+        <w:rFonts w:ascii="Wingdings" w:hAnsi="Wingdings" w:hint="default"/>
+        <w:sz w:val="20"/>
+      </w:rPr>
+    </w:lvl>
+  </w:abstractNum>
+  <w:abstractNum w:abstractNumId="4" w15:restartNumberingAfterBreak="0">
+    <w:nsid w:val="58447BDD"/>
+    <w:multiLevelType w:val="multilevel"/>
+    <w:tmpl w:val="5B2ACDC6"/>
+    <w:lvl w:ilvl="0">
+      <w:start w:val="1"/>
+      <w:numFmt w:val="bullet"/>
+      <w:lvlText w:val=""/>
+      <w:lvlJc w:val="left"/>
+      <w:pPr>
+        <w:tabs>
+          <w:tab w:val="num" w:pos="720"/>
+        </w:tabs>
+        <w:ind w:left="720" w:hanging="360"/>
+      </w:pPr>
+      <w:rPr>
+        <w:rFonts w:ascii="Symbol" w:hAnsi="Symbol" w:hint="default"/>
+        <w:sz w:val="20"/>
+      </w:rPr>
+    </w:lvl>
+    <w:lvl w:ilvl="1" w:tentative="1">
+      <w:start w:val="1"/>
+      <w:numFmt w:val="bullet"/>
+      <w:lvlText w:val="o"/>
+      <w:lvlJc w:val="left"/>
+      <w:pPr>
+        <w:tabs>
+          <w:tab w:val="num" w:pos="1440"/>
+        </w:tabs>
+        <w:ind w:left="1440" w:hanging="360"/>
+      </w:pPr>
+      <w:rPr>
+        <w:rFonts w:ascii="Courier New" w:hAnsi="Courier New" w:hint="default"/>
+        <w:sz w:val="20"/>
+      </w:rPr>
+    </w:lvl>
+    <w:lvl w:ilvl="2" w:tentative="1">
+      <w:start w:val="1"/>
+      <w:numFmt w:val="bullet"/>
+      <w:lvlText w:val=""/>
+      <w:lvlJc w:val="left"/>
+      <w:pPr>
+        <w:tabs>
+          <w:tab w:val="num" w:pos="2160"/>
+        </w:tabs>
+        <w:ind w:left="2160" w:hanging="360"/>
+      </w:pPr>
+      <w:rPr>
+        <w:rFonts w:ascii="Wingdings" w:hAnsi="Wingdings" w:hint="default"/>
+        <w:sz w:val="20"/>
+      </w:rPr>
+    </w:lvl>
+    <w:lvl w:ilvl="3" w:tentative="1">
+      <w:start w:val="1"/>
+      <w:numFmt w:val="bullet"/>
+      <w:lvlText w:val=""/>
+      <w:lvlJc w:val="left"/>
+      <w:pPr>
+        <w:tabs>
+          <w:tab w:val="num" w:pos="2880"/>
+        </w:tabs>
+        <w:ind w:left="2880" w:hanging="360"/>
+      </w:pPr>
+      <w:rPr>
+        <w:rFonts w:ascii="Wingdings" w:hAnsi="Wingdings" w:hint="default"/>
+        <w:sz w:val="20"/>
+      </w:rPr>
+    </w:lvl>
+    <w:lvl w:ilvl="4" w:tentative="1">
+      <w:start w:val="1"/>
+      <w:numFmt w:val="bullet"/>
+      <w:lvlText w:val=""/>
+      <w:lvlJc w:val="left"/>
+      <w:pPr>
+        <w:tabs>
+          <w:tab w:val="num" w:pos="3600"/>
+        </w:tabs>
+        <w:ind w:left="3600" w:hanging="360"/>
+      </w:pPr>
+      <w:rPr>
+        <w:rFonts w:ascii="Wingdings" w:hAnsi="Wingdings" w:hint="default"/>
+        <w:sz w:val="20"/>
+      </w:rPr>
+    </w:lvl>
+    <w:lvl w:ilvl="5" w:tentative="1">
+      <w:start w:val="1"/>
+      <w:numFmt w:val="bullet"/>
+      <w:lvlText w:val=""/>
+      <w:lvlJc w:val="left"/>
+      <w:pPr>
+        <w:tabs>
+          <w:tab w:val="num" w:pos="4320"/>
+        </w:tabs>
+        <w:ind w:left="4320" w:hanging="360"/>
+      </w:pPr>
+      <w:rPr>
+        <w:rFonts w:ascii="Wingdings" w:hAnsi="Wingdings" w:hint="default"/>
+        <w:sz w:val="20"/>
+      </w:rPr>
+    </w:lvl>
+    <w:lvl w:ilvl="6" w:tentative="1">
+      <w:start w:val="1"/>
+      <w:numFmt w:val="bullet"/>
+      <w:lvlText w:val=""/>
+      <w:lvlJc w:val="left"/>
+      <w:pPr>
+        <w:tabs>
+          <w:tab w:val="num" w:pos="5040"/>
+        </w:tabs>
+        <w:ind w:left="5040" w:hanging="360"/>
+      </w:pPr>
+      <w:rPr>
+        <w:rFonts w:ascii="Wingdings" w:hAnsi="Wingdings" w:hint="default"/>
+        <w:sz w:val="20"/>
+      </w:rPr>
+    </w:lvl>
+    <w:lvl w:ilvl="7" w:tentative="1">
+      <w:start w:val="1"/>
+      <w:numFmt w:val="bullet"/>
+      <w:lvlText w:val=""/>
+      <w:lvlJc w:val="left"/>
+      <w:pPr>
+        <w:tabs>
+          <w:tab w:val="num" w:pos="5760"/>
+        </w:tabs>
+        <w:ind w:left="5760" w:hanging="360"/>
+      </w:pPr>
+      <w:rPr>
+        <w:rFonts w:ascii="Wingdings" w:hAnsi="Wingdings" w:hint="default"/>
+        <w:sz w:val="20"/>
+      </w:rPr>
+    </w:lvl>
+    <w:lvl w:ilvl="8" w:tentative="1">
+      <w:start w:val="1"/>
+      <w:numFmt w:val="bullet"/>
+      <w:lvlText w:val=""/>
+      <w:lvlJc w:val="left"/>
+      <w:pPr>
+        <w:tabs>
+          <w:tab w:val="num" w:pos="6480"/>
+        </w:tabs>
+        <w:ind w:left="6480" w:hanging="360"/>
+      </w:pPr>
+      <w:rPr>
+        <w:rFonts w:ascii="Wingdings" w:hAnsi="Wingdings" w:hint="default"/>
+        <w:sz w:val="20"/>
+      </w:rPr>
+    </w:lvl>
+  </w:abstractNum>
+  <w:abstractNum w:abstractNumId="5" w15:restartNumberingAfterBreak="0">
     <w:nsid w:val="77C21182"/>
     <w:multiLevelType w:val="multilevel"/>
     <w:tmpl w:val="C0340F9A"/>
@@ -3396,7 +4849,7 @@
       </w:rPr>
     </w:lvl>
   </w:abstractNum>
-  <w:abstractNum w:abstractNumId="4" w15:restartNumberingAfterBreak="0">
+  <w:abstractNum w:abstractNumId="6" w15:restartNumberingAfterBreak="0">
     <w:nsid w:val="7C370BE2"/>
     <w:multiLevelType w:val="multilevel"/>
     <w:tmpl w:val="31C016DA"/>
@@ -3555,10 +5008,16 @@
     <w:abstractNumId w:val="1"/>
   </w:num>
   <w:num w:numId="4">
-    <w:abstractNumId w:val="4"/>
+    <w:abstractNumId w:val="6"/>
   </w:num>
   <w:num w:numId="5">
+    <w:abstractNumId w:val="5"/>
+  </w:num>
+  <w:num w:numId="6">
     <w:abstractNumId w:val="3"/>
+  </w:num>
+  <w:num w:numId="7">
+    <w:abstractNumId w:val="4"/>
   </w:num>
 </w:numbering>
 </file>
